--- a/docs/Z+ Admin Guide.docx
+++ b/docs/Z+ Admin Guide.docx
@@ -2849,7 +2849,7 @@
               <w:rPr>
                 <w:rFonts w:ascii="Consolas" w:cs="Consolas" w:eastAsia="Consolas" w:hAnsi="Consolas"/>
               </w:rPr>
-              <w:t xml:space="preserve">settings get / settings set --…</w:t>
+              <w:t xml:space="preserve">settings get / settings set --&lt;flag&gt; &lt;value&gt;</w:t>
             </w:r>
           </w:p>
         </w:tc>
@@ -3029,7 +3029,7 @@
           <w:sz w:val="20"/>
           <w:szCs w:val="20"/>
         </w:rPr>
-        <w:t xml:space="preserve">dotnet publish src/ZPlus.Server -c Release -o publish/server</w:t>
+        <w:t xml:space="preserve">dotnet publish src/ZPlus.Server -c Release -f net8.0 -o publish/server</w:t>
       </w:r>
     </w:p>
     <w:p>
@@ -3063,7 +3063,7 @@
         <w:spacing w:after="120"/>
       </w:pPr>
       <w:r>
-        <w:t xml:space="preserve">For the Linux binaries, publish with the linux-x64 runtime:</w:t>
+        <w:t xml:space="preserve">The Linux binaries target net10.0 (Windows builds stay on net8.0) and are built with the Makefile at the repository root — it publishes all three, renames the server binary to zplus-server, and marks them executable:</w:t>
       </w:r>
     </w:p>
     <w:p>
@@ -3073,10 +3073,10 @@
       <w:r>
         <w:rPr>
           <w:rFonts w:ascii="Consolas" w:cs="Consolas" w:eastAsia="Consolas" w:hAnsi="Consolas"/>
-          <w:sz w:val="20"/>
-          <w:szCs w:val="20"/>
+          <w:sz w:val="19"/>
+          <w:szCs w:val="19"/>
         </w:rPr>
-        <w:t xml:space="preserve">dotnet publish src/ZPlus.Server    -c Release -r linux-x64 -o publish/linux/server</w:t>
+        <w:t xml:space="preserve">make            # zplus-server, zplus-client, zplus-admin -&gt; publish/linux</w:t>
       </w:r>
     </w:p>
     <w:p>
@@ -3086,10 +3086,10 @@
       <w:r>
         <w:rPr>
           <w:rFonts w:ascii="Consolas" w:cs="Consolas" w:eastAsia="Consolas" w:hAnsi="Consolas"/>
-          <w:sz w:val="18"/>
-          <w:szCs w:val="18"/>
+          <w:sz w:val="19"/>
+          <w:szCs w:val="19"/>
         </w:rPr>
-        <w:t xml:space="preserve">dotnet publish src/ZPlus.ClientCli -c Release -r linux-x64 --self-contained -p:PublishSingleFile=true -p:IncludeNativeLibrariesForSelfExtract=true -o publish/linux/client</w:t>
+        <w:t xml:space="preserve">make server     # or one target: server / client / admin</w:t>
       </w:r>
     </w:p>
     <w:p>
@@ -3099,10 +3099,10 @@
       <w:r>
         <w:rPr>
           <w:rFonts w:ascii="Consolas" w:cs="Consolas" w:eastAsia="Consolas" w:hAnsi="Consolas"/>
-          <w:sz w:val="18"/>
-          <w:szCs w:val="18"/>
+          <w:sz w:val="19"/>
+          <w:szCs w:val="19"/>
         </w:rPr>
-        <w:t xml:space="preserve">dotnet publish src/ZPlus.AdminCli  -c Release -r linux-x64 --self-contained -p:PublishSingleFile=true -p:IncludeNativeLibrariesForSelfExtract=true -o publish/linux/admin</w:t>
+        <w:t xml:space="preserve">make clean</w:t>
       </w:r>
     </w:p>
     <w:p>
@@ -3110,7 +3110,69 @@
         <w:spacing w:after="120"/>
       </w:pPr>
       <w:r>
-        <w:t xml:space="preserve">Requirements: .NET 10 SDK on the build machine only. The published executables run on any 64-bit Windows 10/11 or x64 Linux machine with no prerequisites.</w:t>
+        <w:t xml:space="preserve">Overridable variables: </w:t>
+      </w:r>
+      <w:r>
+        <w:rPr>
+          <w:rFonts w:ascii="Consolas" w:cs="Consolas" w:eastAsia="Consolas" w:hAnsi="Consolas"/>
+        </w:rPr>
+        <w:t xml:space="preserve">RID</w:t>
+      </w:r>
+      <w:r>
+        <w:t xml:space="preserve"> (default linux-x64), </w:t>
+      </w:r>
+      <w:r>
+        <w:rPr>
+          <w:rFonts w:ascii="Consolas" w:cs="Consolas" w:eastAsia="Consolas" w:hAnsi="Consolas"/>
+        </w:rPr>
+        <w:t xml:space="preserve">TFM</w:t>
+      </w:r>
+      <w:r>
+        <w:t xml:space="preserve"> (default net10.0), </w:t>
+      </w:r>
+      <w:r>
+        <w:rPr>
+          <w:rFonts w:ascii="Consolas" w:cs="Consolas" w:eastAsia="Consolas" w:hAnsi="Consolas"/>
+        </w:rPr>
+        <w:t xml:space="preserve">CONFIG</w:t>
+      </w:r>
+      <w:r>
+        <w:t xml:space="preserve">, </w:t>
+      </w:r>
+      <w:r>
+        <w:rPr>
+          <w:rFonts w:ascii="Consolas" w:cs="Consolas" w:eastAsia="Consolas" w:hAnsi="Consolas"/>
+        </w:rPr>
+        <w:t xml:space="preserve">OUT</w:t>
+      </w:r>
+      <w:r>
+        <w:t xml:space="preserve"> and </w:t>
+      </w:r>
+      <w:r>
+        <w:rPr>
+          <w:rFonts w:ascii="Consolas" w:cs="Consolas" w:eastAsia="Consolas" w:hAnsi="Consolas"/>
+        </w:rPr>
+        <w:t xml:space="preserve">DOTNET</w:t>
+      </w:r>
+      <w:r>
+        <w:t xml:space="preserve"> — e.g. </w:t>
+      </w:r>
+      <w:r>
+        <w:rPr>
+          <w:rFonts w:ascii="Consolas" w:cs="Consolas" w:eastAsia="Consolas" w:hAnsi="Consolas"/>
+        </w:rPr>
+        <w:t xml:space="preserve">make DOTNET=dotnet.exe</w:t>
+      </w:r>
+      <w:r>
+        <w:t xml:space="preserve"> runs the Makefile from WSL with the Windows .NET SDK.</w:t>
+      </w:r>
+    </w:p>
+    <w:p>
+      <w:pPr>
+        <w:spacing w:after="120"/>
+      </w:pPr>
+      <w:r>
+        <w:t xml:space="preserve">Requirements: GNU make and the .NET 10 SDK on the build machine only. The published executables run on any 64-bit Windows 10/11 or x64 Linux machine with no prerequisites.</w:t>
       </w:r>
     </w:p>
     <w:p>

--- a/docs/Z+ Admin Guide.docx
+++ b/docs/Z+ Admin Guide.docx
@@ -2106,7 +2106,403 @@
           </w:p>
         </w:tc>
       </w:tr>
+      <w:tr>
+        <w:tc>
+          <w:tcPr>
+            <w:tcW w:type="dxa" w:w="2900"/>
+            <w:tcBorders>
+              <w:top w:val="single" w:color="CCCCCC" w:sz="1"/>
+              <w:left w:val="single" w:color="CCCCCC" w:sz="1"/>
+              <w:bottom w:val="single" w:color="CCCCCC" w:sz="1"/>
+              <w:right w:val="single" w:color="CCCCCC" w:sz="1"/>
+            </w:tcBorders>
+            <w:tcMar>
+              <w:top w:type="dxa" w:w="80"/>
+              <w:left w:type="dxa" w:w="120"/>
+              <w:bottom w:type="dxa" w:w="80"/>
+              <w:right w:type="dxa" w:w="120"/>
+            </w:tcMar>
+          </w:tcPr>
+          <w:p>
+            <w:r>
+              <w:rPr>
+                <w:b/>
+                <w:bCs/>
+              </w:rPr>
+              <w:t xml:space="preserve">Public URL</w:t>
+            </w:r>
+          </w:p>
+        </w:tc>
+        <w:tc>
+          <w:tcPr>
+            <w:tcW w:type="dxa" w:w="4660"/>
+            <w:tcBorders>
+              <w:top w:val="single" w:color="CCCCCC" w:sz="1"/>
+              <w:left w:val="single" w:color="CCCCCC" w:sz="1"/>
+              <w:bottom w:val="single" w:color="CCCCCC" w:sz="1"/>
+              <w:right w:val="single" w:color="CCCCCC" w:sz="1"/>
+            </w:tcBorders>
+            <w:tcMar>
+              <w:top w:type="dxa" w:w="80"/>
+              <w:left w:type="dxa" w:w="120"/>
+              <w:bottom w:type="dxa" w:w="80"/>
+              <w:right w:type="dxa" w:w="120"/>
+            </w:tcMar>
+          </w:tcPr>
+          <w:p>
+            <w:r>
+              <w:rPr>
+                <w:b w:val="false"/>
+                <w:bCs w:val="false"/>
+              </w:rPr>
+              <w:t xml:space="preserve">The externally reachable address used in invitation links and emails.</w:t>
+            </w:r>
+          </w:p>
+        </w:tc>
+        <w:tc>
+          <w:tcPr>
+            <w:tcW w:type="dxa" w:w="1800"/>
+            <w:tcBorders>
+              <w:top w:val="single" w:color="CCCCCC" w:sz="1"/>
+              <w:left w:val="single" w:color="CCCCCC" w:sz="1"/>
+              <w:bottom w:val="single" w:color="CCCCCC" w:sz="1"/>
+              <w:right w:val="single" w:color="CCCCCC" w:sz="1"/>
+            </w:tcBorders>
+            <w:tcMar>
+              <w:top w:type="dxa" w:w="80"/>
+              <w:left w:type="dxa" w:w="120"/>
+              <w:bottom w:type="dxa" w:w="80"/>
+              <w:right w:type="dxa" w:w="120"/>
+            </w:tcMar>
+          </w:tcPr>
+          <w:p>
+            <w:r>
+              <w:rPr>
+                <w:b w:val="false"/>
+                <w:bCs w:val="false"/>
+              </w:rPr>
+              <w:t xml:space="preserve">(empty)</w:t>
+            </w:r>
+          </w:p>
+        </w:tc>
+      </w:tr>
     </w:tbl>
+    <w:p>
+      <w:pPr>
+        <w:pStyle w:val="Heading2"/>
+      </w:pPr>
+      <w:r>
+        <w:t xml:space="preserve">5.1 Email invitations (SMTP)</w:t>
+      </w:r>
+    </w:p>
+    <w:p>
+      <w:pPr>
+        <w:spacing w:after="120"/>
+      </w:pPr>
+      <w:r>
+        <w:t xml:space="preserve">Users can invite people by email when scheduling a meeting; each invitee receives the meeting details and an invitation link that opens a browser page served by Z+ at /join/&lt;meeting id&gt;. Email is disabled until you configure an outgoing mail server in the Email section of the settings tab:</w:t>
+      </w:r>
+    </w:p>
+    <w:tbl>
+      <w:tblPr>
+        <w:tblW w:type="dxa" w:w="9360"/>
+        <w:tblBorders>
+          <w:top w:val="single" w:color="auto" w:sz="4"/>
+          <w:left w:val="single" w:color="auto" w:sz="4"/>
+          <w:bottom w:val="single" w:color="auto" w:sz="4"/>
+          <w:right w:val="single" w:color="auto" w:sz="4"/>
+          <w:insideH w:val="single" w:color="auto" w:sz="4"/>
+          <w:insideV w:val="single" w:color="auto" w:sz="4"/>
+        </w:tblBorders>
+      </w:tblPr>
+      <w:tblGrid>
+        <w:gridCol w:w="2900"/>
+        <w:gridCol w:w="6460"/>
+      </w:tblGrid>
+      <w:tr>
+        <w:trPr>
+          <w:tblHeader/>
+        </w:trPr>
+        <w:tc>
+          <w:tcPr>
+            <w:tcW w:type="dxa" w:w="2900"/>
+            <w:tcBorders>
+              <w:top w:val="single" w:color="CCCCCC" w:sz="1"/>
+              <w:left w:val="single" w:color="CCCCCC" w:sz="1"/>
+              <w:bottom w:val="single" w:color="CCCCCC" w:sz="1"/>
+              <w:right w:val="single" w:color="CCCCCC" w:sz="1"/>
+            </w:tcBorders>
+            <w:shd w:fill="DEEBFA" w:val="clear"/>
+            <w:tcMar>
+              <w:top w:type="dxa" w:w="80"/>
+              <w:left w:type="dxa" w:w="120"/>
+              <w:bottom w:type="dxa" w:w="80"/>
+              <w:right w:type="dxa" w:w="120"/>
+            </w:tcMar>
+          </w:tcPr>
+          <w:p>
+            <w:r>
+              <w:rPr>
+                <w:b/>
+                <w:bCs/>
+              </w:rPr>
+              <w:t xml:space="preserve">Field</w:t>
+            </w:r>
+          </w:p>
+        </w:tc>
+        <w:tc>
+          <w:tcPr>
+            <w:tcW w:type="dxa" w:w="6460"/>
+            <w:tcBorders>
+              <w:top w:val="single" w:color="CCCCCC" w:sz="1"/>
+              <w:left w:val="single" w:color="CCCCCC" w:sz="1"/>
+              <w:bottom w:val="single" w:color="CCCCCC" w:sz="1"/>
+              <w:right w:val="single" w:color="CCCCCC" w:sz="1"/>
+            </w:tcBorders>
+            <w:shd w:fill="DEEBFA" w:val="clear"/>
+            <w:tcMar>
+              <w:top w:type="dxa" w:w="80"/>
+              <w:left w:type="dxa" w:w="120"/>
+              <w:bottom w:type="dxa" w:w="80"/>
+              <w:right w:type="dxa" w:w="120"/>
+            </w:tcMar>
+          </w:tcPr>
+          <w:p>
+            <w:r>
+              <w:rPr>
+                <w:b/>
+                <w:bCs/>
+              </w:rPr>
+              <w:t xml:space="preserve">Meaning</w:t>
+            </w:r>
+          </w:p>
+        </w:tc>
+      </w:tr>
+      <w:tr>
+        <w:tc>
+          <w:tcPr>
+            <w:tcW w:type="dxa" w:w="2900"/>
+            <w:tcBorders>
+              <w:top w:val="single" w:color="CCCCCC" w:sz="1"/>
+              <w:left w:val="single" w:color="CCCCCC" w:sz="1"/>
+              <w:bottom w:val="single" w:color="CCCCCC" w:sz="1"/>
+              <w:right w:val="single" w:color="CCCCCC" w:sz="1"/>
+            </w:tcBorders>
+            <w:tcMar>
+              <w:top w:type="dxa" w:w="80"/>
+              <w:left w:type="dxa" w:w="120"/>
+              <w:bottom w:type="dxa" w:w="80"/>
+              <w:right w:type="dxa" w:w="120"/>
+            </w:tcMar>
+          </w:tcPr>
+          <w:p>
+            <w:r>
+              <w:rPr>
+                <w:b/>
+                <w:bCs/>
+              </w:rPr>
+              <w:t xml:space="preserve">SMTP host</w:t>
+            </w:r>
+          </w:p>
+        </w:tc>
+        <w:tc>
+          <w:tcPr>
+            <w:tcW w:type="dxa" w:w="6460"/>
+            <w:tcBorders>
+              <w:top w:val="single" w:color="CCCCCC" w:sz="1"/>
+              <w:left w:val="single" w:color="CCCCCC" w:sz="1"/>
+              <w:bottom w:val="single" w:color="CCCCCC" w:sz="1"/>
+              <w:right w:val="single" w:color="CCCCCC" w:sz="1"/>
+            </w:tcBorders>
+            <w:tcMar>
+              <w:top w:type="dxa" w:w="80"/>
+              <w:left w:type="dxa" w:w="120"/>
+              <w:bottom w:type="dxa" w:w="80"/>
+              <w:right w:type="dxa" w:w="120"/>
+            </w:tcMar>
+          </w:tcPr>
+          <w:p>
+            <w:r>
+              <w:rPr>
+                <w:b w:val="false"/>
+                <w:bCs w:val="false"/>
+              </w:rPr>
+              <w:t xml:space="preserve">Your mail server. Leave empty to disable email invitations.</w:t>
+            </w:r>
+          </w:p>
+        </w:tc>
+      </w:tr>
+      <w:tr>
+        <w:tc>
+          <w:tcPr>
+            <w:tcW w:type="dxa" w:w="2900"/>
+            <w:tcBorders>
+              <w:top w:val="single" w:color="CCCCCC" w:sz="1"/>
+              <w:left w:val="single" w:color="CCCCCC" w:sz="1"/>
+              <w:bottom w:val="single" w:color="CCCCCC" w:sz="1"/>
+              <w:right w:val="single" w:color="CCCCCC" w:sz="1"/>
+            </w:tcBorders>
+            <w:tcMar>
+              <w:top w:type="dxa" w:w="80"/>
+              <w:left w:type="dxa" w:w="120"/>
+              <w:bottom w:type="dxa" w:w="80"/>
+              <w:right w:type="dxa" w:w="120"/>
+            </w:tcMar>
+          </w:tcPr>
+          <w:p>
+            <w:r>
+              <w:rPr>
+                <w:b/>
+                <w:bCs/>
+              </w:rPr>
+              <w:t xml:space="preserve">Port</w:t>
+            </w:r>
+          </w:p>
+        </w:tc>
+        <w:tc>
+          <w:tcPr>
+            <w:tcW w:type="dxa" w:w="6460"/>
+            <w:tcBorders>
+              <w:top w:val="single" w:color="CCCCCC" w:sz="1"/>
+              <w:left w:val="single" w:color="CCCCCC" w:sz="1"/>
+              <w:bottom w:val="single" w:color="CCCCCC" w:sz="1"/>
+              <w:right w:val="single" w:color="CCCCCC" w:sz="1"/>
+            </w:tcBorders>
+            <w:tcMar>
+              <w:top w:type="dxa" w:w="80"/>
+              <w:left w:type="dxa" w:w="120"/>
+              <w:bottom w:type="dxa" w:w="80"/>
+              <w:right w:type="dxa" w:w="120"/>
+            </w:tcMar>
+          </w:tcPr>
+          <w:p>
+            <w:r>
+              <w:rPr>
+                <w:b w:val="false"/>
+                <w:bCs w:val="false"/>
+              </w:rPr>
+              <w:t xml:space="preserve">587 uses STARTTLS; other ports connect unencrypted (use on trusted networks only).</w:t>
+            </w:r>
+          </w:p>
+        </w:tc>
+      </w:tr>
+      <w:tr>
+        <w:tc>
+          <w:tcPr>
+            <w:tcW w:type="dxa" w:w="2900"/>
+            <w:tcBorders>
+              <w:top w:val="single" w:color="CCCCCC" w:sz="1"/>
+              <w:left w:val="single" w:color="CCCCCC" w:sz="1"/>
+              <w:bottom w:val="single" w:color="CCCCCC" w:sz="1"/>
+              <w:right w:val="single" w:color="CCCCCC" w:sz="1"/>
+            </w:tcBorders>
+            <w:tcMar>
+              <w:top w:type="dxa" w:w="80"/>
+              <w:left w:type="dxa" w:w="120"/>
+              <w:bottom w:type="dxa" w:w="80"/>
+              <w:right w:type="dxa" w:w="120"/>
+            </w:tcMar>
+          </w:tcPr>
+          <w:p>
+            <w:r>
+              <w:rPr>
+                <w:b/>
+                <w:bCs/>
+              </w:rPr>
+              <w:t xml:space="preserve">From address</w:t>
+            </w:r>
+          </w:p>
+        </w:tc>
+        <w:tc>
+          <w:tcPr>
+            <w:tcW w:type="dxa" w:w="6460"/>
+            <w:tcBorders>
+              <w:top w:val="single" w:color="CCCCCC" w:sz="1"/>
+              <w:left w:val="single" w:color="CCCCCC" w:sz="1"/>
+              <w:bottom w:val="single" w:color="CCCCCC" w:sz="1"/>
+              <w:right w:val="single" w:color="CCCCCC" w:sz="1"/>
+            </w:tcBorders>
+            <w:tcMar>
+              <w:top w:type="dxa" w:w="80"/>
+              <w:left w:type="dxa" w:w="120"/>
+              <w:bottom w:type="dxa" w:w="80"/>
+              <w:right w:type="dxa" w:w="120"/>
+            </w:tcMar>
+          </w:tcPr>
+          <w:p>
+            <w:r>
+              <w:rPr>
+                <w:b w:val="false"/>
+                <w:bCs w:val="false"/>
+              </w:rPr>
+              <w:t xml:space="preserve">The sender shown on invitation emails.</w:t>
+            </w:r>
+          </w:p>
+        </w:tc>
+      </w:tr>
+      <w:tr>
+        <w:tc>
+          <w:tcPr>
+            <w:tcW w:type="dxa" w:w="2900"/>
+            <w:tcBorders>
+              <w:top w:val="single" w:color="CCCCCC" w:sz="1"/>
+              <w:left w:val="single" w:color="CCCCCC" w:sz="1"/>
+              <w:bottom w:val="single" w:color="CCCCCC" w:sz="1"/>
+              <w:right w:val="single" w:color="CCCCCC" w:sz="1"/>
+            </w:tcBorders>
+            <w:tcMar>
+              <w:top w:type="dxa" w:w="80"/>
+              <w:left w:type="dxa" w:w="120"/>
+              <w:bottom w:type="dxa" w:w="80"/>
+              <w:right w:type="dxa" w:w="120"/>
+            </w:tcMar>
+          </w:tcPr>
+          <w:p>
+            <w:r>
+              <w:rPr>
+                <w:b/>
+                <w:bCs/>
+              </w:rPr>
+              <w:t xml:space="preserve">SMTP user / password</w:t>
+            </w:r>
+          </w:p>
+        </w:tc>
+        <w:tc>
+          <w:tcPr>
+            <w:tcW w:type="dxa" w:w="6460"/>
+            <w:tcBorders>
+              <w:top w:val="single" w:color="CCCCCC" w:sz="1"/>
+              <w:left w:val="single" w:color="CCCCCC" w:sz="1"/>
+              <w:bottom w:val="single" w:color="CCCCCC" w:sz="1"/>
+              <w:right w:val="single" w:color="CCCCCC" w:sz="1"/>
+            </w:tcBorders>
+            <w:tcMar>
+              <w:top w:type="dxa" w:w="80"/>
+              <w:left w:type="dxa" w:w="120"/>
+              <w:bottom w:type="dxa" w:w="80"/>
+              <w:right w:type="dxa" w:w="120"/>
+            </w:tcMar>
+          </w:tcPr>
+          <w:p>
+            <w:r>
+              <w:rPr>
+                <w:b w:val="false"/>
+                <w:bCs w:val="false"/>
+              </w:rPr>
+              <w:t xml:space="preserve">Credentials if your mail server requires authentication. The password is stored AES-HMAC encrypted, is never returned by the API, and saving a blank keeps the current one.</w:t>
+            </w:r>
+          </w:p>
+        </w:tc>
+      </w:tr>
+    </w:tbl>
+    <w:p>
+      <w:pPr>
+        <w:spacing w:after="120"/>
+      </w:pPr>
+      <w:r>
+        <w:t xml:space="preserve">Set the Public URL so invitation links point at an address recipients can actually reach (e.g. http://192.168.1.10:5199) — the default listen address 0.0.0.0 is not routable. Every invitation attempt is recorded in the MeetingInvitations table with its outcome.</w:t>
+      </w:r>
+    </w:p>
     <w:p>
       <w:pPr>
         <w:pStyle w:val="Heading1"/>
@@ -2236,7 +2632,91 @@
         <w:pStyle w:val="Heading2"/>
       </w:pPr>
       <w:r>
-        <w:t xml:space="preserve">7.4 Recommendations</w:t>
+        <w:t xml:space="preserve">7.4 End-to-end encryption</w:t>
+      </w:r>
+    </w:p>
+    <w:p>
+      <w:pPr>
+        <w:spacing w:after="120"/>
+      </w:pPr>
+      <w:r>
+        <w:t xml:space="preserve">Meetings are end-to-end encrypted — the server cannot see meeting content:</w:t>
+      </w:r>
+    </w:p>
+    <w:p>
+      <w:pPr>
+        <w:pStyle w:val="ListParagraph"/>
+        <w:numPr>
+          <w:ilvl w:val="0"/>
+          <w:numId w:val="4"/>
+        </w:numPr>
+        <w:spacing w:after="80"/>
+      </w:pPr>
+      <w:r>
+        <w:rPr>
+          <w:b/>
+          <w:bCs/>
+        </w:rPr>
+        <w:t xml:space="preserve">Audio and video</w:t>
+      </w:r>
+      <w:r>
+        <w:t xml:space="preserve"> travel peer-to-peer between participants over DTLS-SRTP (standard WebRTC encryption). Media never passes through, and is never visible to, the server.</w:t>
+      </w:r>
+    </w:p>
+    <w:p>
+      <w:pPr>
+        <w:pStyle w:val="ListParagraph"/>
+        <w:numPr>
+          <w:ilvl w:val="0"/>
+          <w:numId w:val="4"/>
+        </w:numPr>
+        <w:spacing w:after="80"/>
+      </w:pPr>
+      <w:r>
+        <w:rPr>
+          <w:b/>
+          <w:bCs/>
+        </w:rPr>
+        <w:t xml:space="preserve">Chat</w:t>
+      </w:r>
+      <w:r>
+        <w:t xml:space="preserve"> is encrypted on the sender's device with AES-256-GCM using a per-meeting key. Participants exchange the key directly: each client generates an ephemeral ECDH (P-256) key pair, and the key holder wraps the meeting key for each joiner. The server relays only public keys, wrapped keys and ciphertext.</w:t>
+      </w:r>
+    </w:p>
+    <w:p>
+      <w:pPr>
+        <w:pStyle w:val="ListParagraph"/>
+        <w:numPr>
+          <w:ilvl w:val="0"/>
+          <w:numId w:val="4"/>
+        </w:numPr>
+        <w:spacing w:after="80"/>
+      </w:pPr>
+      <w:r>
+        <w:rPr>
+          <w:b/>
+          <w:bCs/>
+        </w:rPr>
+        <w:t xml:space="preserve">At rest</w:t>
+      </w:r>
+      <w:r>
+        <w:t xml:space="preserve">, stored chat history is the same ciphertext (values starting ZE1$…) — administrators and database access cannot reveal message content.</w:t>
+      </w:r>
+    </w:p>
+    <w:p>
+      <w:pPr>
+        <w:spacing w:after="120"/>
+      </w:pPr>
+      <w:r>
+        <w:t xml:space="preserve">What the server does know is metadata: who belongs to which meeting, meeting codes and topics, join/leave times, and invitation addresses. As with most E2EE systems, a compromised server could attempt an active man-in-the-middle during key exchange — running the server behind TLS and on trusted infrastructure remains best practice.</w:t>
+      </w:r>
+    </w:p>
+    <w:p>
+      <w:pPr>
+        <w:pStyle w:val="Heading2"/>
+      </w:pPr>
+      <w:r>
+        <w:t xml:space="preserve">7.5 Recommendations</w:t>
       </w:r>
     </w:p>
     <w:p>

--- a/docs/Z+ Admin Guide.docx
+++ b/docs/Z+ Admin Guide.docx
@@ -3009,7 +3009,7 @@
         <w:pStyle w:val="Heading2"/>
       </w:pPr>
       <w:r>
-        <w:t xml:space="preserve">9.2 The zplus-admin command-line tool</w:t>
+        <w:t xml:space="preserve">9.2 The Linux admin console (zplus-admin)</w:t>
       </w:r>
     </w:p>
     <w:p>
@@ -3017,462 +3017,31 @@
         <w:spacing w:after="120"/>
       </w:pPr>
       <w:r>
-        <w:t xml:space="preserve">zplus-admin covers everything the Windows admin console does, in scriptable form:</w:t>
-      </w:r>
-    </w:p>
-    <w:tbl>
-      <w:tblPr>
-        <w:tblW w:type="dxa" w:w="9360"/>
-        <w:tblBorders>
-          <w:top w:val="single" w:color="auto" w:sz="4"/>
-          <w:left w:val="single" w:color="auto" w:sz="4"/>
-          <w:bottom w:val="single" w:color="auto" w:sz="4"/>
-          <w:right w:val="single" w:color="auto" w:sz="4"/>
-          <w:insideH w:val="single" w:color="auto" w:sz="4"/>
-          <w:insideV w:val="single" w:color="auto" w:sz="4"/>
-        </w:tblBorders>
-      </w:tblPr>
-      <w:tblGrid>
-        <w:gridCol w:w="4700"/>
-        <w:gridCol w:w="4660"/>
-      </w:tblGrid>
-      <w:tr>
-        <w:trPr>
-          <w:tblHeader/>
-        </w:trPr>
-        <w:tc>
-          <w:tcPr>
-            <w:tcW w:type="dxa" w:w="4700"/>
-            <w:tcBorders>
-              <w:top w:val="single" w:color="CCCCCC" w:sz="1"/>
-              <w:left w:val="single" w:color="CCCCCC" w:sz="1"/>
-              <w:bottom w:val="single" w:color="CCCCCC" w:sz="1"/>
-              <w:right w:val="single" w:color="CCCCCC" w:sz="1"/>
-            </w:tcBorders>
-            <w:shd w:fill="DEEBFA" w:val="clear"/>
-            <w:tcMar>
-              <w:top w:type="dxa" w:w="80"/>
-              <w:left w:type="dxa" w:w="120"/>
-              <w:bottom w:type="dxa" w:w="80"/>
-              <w:right w:type="dxa" w:w="120"/>
-            </w:tcMar>
-          </w:tcPr>
-          <w:p>
-            <w:r>
-              <w:rPr>
-                <w:b/>
-                <w:bCs/>
-              </w:rPr>
-              <w:t xml:space="preserve">Command</w:t>
-            </w:r>
-          </w:p>
-        </w:tc>
-        <w:tc>
-          <w:tcPr>
-            <w:tcW w:type="dxa" w:w="4660"/>
-            <w:tcBorders>
-              <w:top w:val="single" w:color="CCCCCC" w:sz="1"/>
-              <w:left w:val="single" w:color="CCCCCC" w:sz="1"/>
-              <w:bottom w:val="single" w:color="CCCCCC" w:sz="1"/>
-              <w:right w:val="single" w:color="CCCCCC" w:sz="1"/>
-            </w:tcBorders>
-            <w:shd w:fill="DEEBFA" w:val="clear"/>
-            <w:tcMar>
-              <w:top w:type="dxa" w:w="80"/>
-              <w:left w:type="dxa" w:w="120"/>
-              <w:bottom w:type="dxa" w:w="80"/>
-              <w:right w:type="dxa" w:w="120"/>
-            </w:tcMar>
-          </w:tcPr>
-          <w:p>
-            <w:r>
-              <w:rPr>
-                <w:b/>
-                <w:bCs/>
-              </w:rPr>
-              <w:t xml:space="preserve">Purpose</w:t>
-            </w:r>
-          </w:p>
-        </w:tc>
-      </w:tr>
-      <w:tr>
-        <w:tc>
-          <w:tcPr>
-            <w:tcW w:type="dxa" w:w="4700"/>
-            <w:tcBorders>
-              <w:top w:val="single" w:color="CCCCCC" w:sz="1"/>
-              <w:left w:val="single" w:color="CCCCCC" w:sz="1"/>
-              <w:bottom w:val="single" w:color="CCCCCC" w:sz="1"/>
-              <w:right w:val="single" w:color="CCCCCC" w:sz="1"/>
-            </w:tcBorders>
-            <w:tcMar>
-              <w:top w:type="dxa" w:w="80"/>
-              <w:left w:type="dxa" w:w="120"/>
-              <w:bottom w:type="dxa" w:w="80"/>
-              <w:right w:type="dxa" w:w="120"/>
-            </w:tcMar>
-          </w:tcPr>
-          <w:p>
-            <w:r>
-              <w:rPr>
-                <w:rFonts w:ascii="Consolas" w:cs="Consolas" w:eastAsia="Consolas" w:hAnsi="Consolas"/>
-              </w:rPr>
-              <w:t xml:space="preserve">users list</w:t>
-            </w:r>
-          </w:p>
-        </w:tc>
-        <w:tc>
-          <w:tcPr>
-            <w:tcW w:type="dxa" w:w="4660"/>
-            <w:tcBorders>
-              <w:top w:val="single" w:color="CCCCCC" w:sz="1"/>
-              <w:left w:val="single" w:color="CCCCCC" w:sz="1"/>
-              <w:bottom w:val="single" w:color="CCCCCC" w:sz="1"/>
-              <w:right w:val="single" w:color="CCCCCC" w:sz="1"/>
-            </w:tcBorders>
-            <w:tcMar>
-              <w:top w:type="dxa" w:w="80"/>
-              <w:left w:type="dxa" w:w="120"/>
-              <w:bottom w:type="dxa" w:w="80"/>
-              <w:right w:type="dxa" w:w="120"/>
-            </w:tcMar>
-          </w:tcPr>
-          <w:p>
-            <w:r>
-              <w:rPr>
-                <w:b w:val="false"/>
-                <w:bCs w:val="false"/>
-              </w:rPr>
-              <w:t xml:space="preserve">List all accounts with role and status</w:t>
-            </w:r>
-          </w:p>
-        </w:tc>
-      </w:tr>
-      <w:tr>
-        <w:tc>
-          <w:tcPr>
-            <w:tcW w:type="dxa" w:w="4700"/>
-            <w:tcBorders>
-              <w:top w:val="single" w:color="CCCCCC" w:sz="1"/>
-              <w:left w:val="single" w:color="CCCCCC" w:sz="1"/>
-              <w:bottom w:val="single" w:color="CCCCCC" w:sz="1"/>
-              <w:right w:val="single" w:color="CCCCCC" w:sz="1"/>
-            </w:tcBorders>
-            <w:tcMar>
-              <w:top w:type="dxa" w:w="80"/>
-              <w:left w:type="dxa" w:w="120"/>
-              <w:bottom w:type="dxa" w:w="80"/>
-              <w:right w:type="dxa" w:w="120"/>
-            </w:tcMar>
-          </w:tcPr>
-          <w:p>
-            <w:r>
-              <w:rPr>
-                <w:rFonts w:ascii="Consolas" w:cs="Consolas" w:eastAsia="Consolas" w:hAnsi="Consolas"/>
-              </w:rPr>
-              <w:t xml:space="preserve">users create &lt;email&gt; &lt;name&gt; &lt;pw&gt; &lt;role&gt;</w:t>
-            </w:r>
-          </w:p>
-        </w:tc>
-        <w:tc>
-          <w:tcPr>
-            <w:tcW w:type="dxa" w:w="4660"/>
-            <w:tcBorders>
-              <w:top w:val="single" w:color="CCCCCC" w:sz="1"/>
-              <w:left w:val="single" w:color="CCCCCC" w:sz="1"/>
-              <w:bottom w:val="single" w:color="CCCCCC" w:sz="1"/>
-              <w:right w:val="single" w:color="CCCCCC" w:sz="1"/>
-            </w:tcBorders>
-            <w:tcMar>
-              <w:top w:type="dxa" w:w="80"/>
-              <w:left w:type="dxa" w:w="120"/>
-              <w:bottom w:type="dxa" w:w="80"/>
-              <w:right w:type="dxa" w:w="120"/>
-            </w:tcMar>
-          </w:tcPr>
-          <w:p>
-            <w:r>
-              <w:rPr>
-                <w:b w:val="false"/>
-                <w:bCs w:val="false"/>
-              </w:rPr>
-              <w:t xml:space="preserve">Create an account</w:t>
-            </w:r>
-          </w:p>
-        </w:tc>
-      </w:tr>
-      <w:tr>
-        <w:tc>
-          <w:tcPr>
-            <w:tcW w:type="dxa" w:w="4700"/>
-            <w:tcBorders>
-              <w:top w:val="single" w:color="CCCCCC" w:sz="1"/>
-              <w:left w:val="single" w:color="CCCCCC" w:sz="1"/>
-              <w:bottom w:val="single" w:color="CCCCCC" w:sz="1"/>
-              <w:right w:val="single" w:color="CCCCCC" w:sz="1"/>
-            </w:tcBorders>
-            <w:tcMar>
-              <w:top w:type="dxa" w:w="80"/>
-              <w:left w:type="dxa" w:w="120"/>
-              <w:bottom w:type="dxa" w:w="80"/>
-              <w:right w:type="dxa" w:w="120"/>
-            </w:tcMar>
-          </w:tcPr>
-          <w:p>
-            <w:r>
-              <w:rPr>
-                <w:rFonts w:ascii="Consolas" w:cs="Consolas" w:eastAsia="Consolas" w:hAnsi="Consolas"/>
-              </w:rPr>
-              <w:t xml:space="preserve">users update &lt;email&gt; --role/--disable/--enable/--name</w:t>
-            </w:r>
-          </w:p>
-        </w:tc>
-        <w:tc>
-          <w:tcPr>
-            <w:tcW w:type="dxa" w:w="4660"/>
-            <w:tcBorders>
-              <w:top w:val="single" w:color="CCCCCC" w:sz="1"/>
-              <w:left w:val="single" w:color="CCCCCC" w:sz="1"/>
-              <w:bottom w:val="single" w:color="CCCCCC" w:sz="1"/>
-              <w:right w:val="single" w:color="CCCCCC" w:sz="1"/>
-            </w:tcBorders>
-            <w:tcMar>
-              <w:top w:type="dxa" w:w="80"/>
-              <w:left w:type="dxa" w:w="120"/>
-              <w:bottom w:type="dxa" w:w="80"/>
-              <w:right w:type="dxa" w:w="120"/>
-            </w:tcMar>
-          </w:tcPr>
-          <w:p>
-            <w:r>
-              <w:rPr>
-                <w:b w:val="false"/>
-                <w:bCs w:val="false"/>
-              </w:rPr>
-              <w:t xml:space="preserve">Change role, status or display name</w:t>
-            </w:r>
-          </w:p>
-        </w:tc>
-      </w:tr>
-      <w:tr>
-        <w:tc>
-          <w:tcPr>
-            <w:tcW w:type="dxa" w:w="4700"/>
-            <w:tcBorders>
-              <w:top w:val="single" w:color="CCCCCC" w:sz="1"/>
-              <w:left w:val="single" w:color="CCCCCC" w:sz="1"/>
-              <w:bottom w:val="single" w:color="CCCCCC" w:sz="1"/>
-              <w:right w:val="single" w:color="CCCCCC" w:sz="1"/>
-            </w:tcBorders>
-            <w:tcMar>
-              <w:top w:type="dxa" w:w="80"/>
-              <w:left w:type="dxa" w:w="120"/>
-              <w:bottom w:type="dxa" w:w="80"/>
-              <w:right w:type="dxa" w:w="120"/>
-            </w:tcMar>
-          </w:tcPr>
-          <w:p>
-            <w:r>
-              <w:rPr>
-                <w:rFonts w:ascii="Consolas" w:cs="Consolas" w:eastAsia="Consolas" w:hAnsi="Consolas"/>
-              </w:rPr>
-              <w:t xml:space="preserve">users reset-password &lt;email&gt; &lt;new pw&gt;</w:t>
-            </w:r>
-          </w:p>
-        </w:tc>
-        <w:tc>
-          <w:tcPr>
-            <w:tcW w:type="dxa" w:w="4660"/>
-            <w:tcBorders>
-              <w:top w:val="single" w:color="CCCCCC" w:sz="1"/>
-              <w:left w:val="single" w:color="CCCCCC" w:sz="1"/>
-              <w:bottom w:val="single" w:color="CCCCCC" w:sz="1"/>
-              <w:right w:val="single" w:color="CCCCCC" w:sz="1"/>
-            </w:tcBorders>
-            <w:tcMar>
-              <w:top w:type="dxa" w:w="80"/>
-              <w:left w:type="dxa" w:w="120"/>
-              <w:bottom w:type="dxa" w:w="80"/>
-              <w:right w:type="dxa" w:w="120"/>
-            </w:tcMar>
-          </w:tcPr>
-          <w:p>
-            <w:r>
-              <w:rPr>
-                <w:b w:val="false"/>
-                <w:bCs w:val="false"/>
-              </w:rPr>
-              <w:t xml:space="preserve">Set a new password</w:t>
-            </w:r>
-          </w:p>
-        </w:tc>
-      </w:tr>
-      <w:tr>
-        <w:tc>
-          <w:tcPr>
-            <w:tcW w:type="dxa" w:w="4700"/>
-            <w:tcBorders>
-              <w:top w:val="single" w:color="CCCCCC" w:sz="1"/>
-              <w:left w:val="single" w:color="CCCCCC" w:sz="1"/>
-              <w:bottom w:val="single" w:color="CCCCCC" w:sz="1"/>
-              <w:right w:val="single" w:color="CCCCCC" w:sz="1"/>
-            </w:tcBorders>
-            <w:tcMar>
-              <w:top w:type="dxa" w:w="80"/>
-              <w:left w:type="dxa" w:w="120"/>
-              <w:bottom w:type="dxa" w:w="80"/>
-              <w:right w:type="dxa" w:w="120"/>
-            </w:tcMar>
-          </w:tcPr>
-          <w:p>
-            <w:r>
-              <w:rPr>
-                <w:rFonts w:ascii="Consolas" w:cs="Consolas" w:eastAsia="Consolas" w:hAnsi="Consolas"/>
-              </w:rPr>
-              <w:t xml:space="preserve">settings get / settings set --&lt;flag&gt; &lt;value&gt;</w:t>
-            </w:r>
-          </w:p>
-        </w:tc>
-        <w:tc>
-          <w:tcPr>
-            <w:tcW w:type="dxa" w:w="4660"/>
-            <w:tcBorders>
-              <w:top w:val="single" w:color="CCCCCC" w:sz="1"/>
-              <w:left w:val="single" w:color="CCCCCC" w:sz="1"/>
-              <w:bottom w:val="single" w:color="CCCCCC" w:sz="1"/>
-              <w:right w:val="single" w:color="CCCCCC" w:sz="1"/>
-            </w:tcBorders>
-            <w:tcMar>
-              <w:top w:type="dxa" w:w="80"/>
-              <w:left w:type="dxa" w:w="120"/>
-              <w:bottom w:type="dxa" w:w="80"/>
-              <w:right w:type="dxa" w:w="120"/>
-            </w:tcMar>
-          </w:tcPr>
-          <w:p>
-            <w:r>
-              <w:rPr>
-                <w:b w:val="false"/>
-                <w:bCs w:val="false"/>
-              </w:rPr>
-              <w:t xml:space="preserve">Read or change server settings</w:t>
-            </w:r>
-          </w:p>
-        </w:tc>
-      </w:tr>
-      <w:tr>
-        <w:tc>
-          <w:tcPr>
-            <w:tcW w:type="dxa" w:w="4700"/>
-            <w:tcBorders>
-              <w:top w:val="single" w:color="CCCCCC" w:sz="1"/>
-              <w:left w:val="single" w:color="CCCCCC" w:sz="1"/>
-              <w:bottom w:val="single" w:color="CCCCCC" w:sz="1"/>
-              <w:right w:val="single" w:color="CCCCCC" w:sz="1"/>
-            </w:tcBorders>
-            <w:tcMar>
-              <w:top w:type="dxa" w:w="80"/>
-              <w:left w:type="dxa" w:w="120"/>
-              <w:bottom w:type="dxa" w:w="80"/>
-              <w:right w:type="dxa" w:w="120"/>
-            </w:tcMar>
-          </w:tcPr>
-          <w:p>
-            <w:r>
-              <w:rPr>
-                <w:rFonts w:ascii="Consolas" w:cs="Consolas" w:eastAsia="Consolas" w:hAnsi="Consolas"/>
-              </w:rPr>
-              <w:t xml:space="preserve">meetings list / meetings end &lt;id&gt;</w:t>
-            </w:r>
-          </w:p>
-        </w:tc>
-        <w:tc>
-          <w:tcPr>
-            <w:tcW w:type="dxa" w:w="4660"/>
-            <w:tcBorders>
-              <w:top w:val="single" w:color="CCCCCC" w:sz="1"/>
-              <w:left w:val="single" w:color="CCCCCC" w:sz="1"/>
-              <w:bottom w:val="single" w:color="CCCCCC" w:sz="1"/>
-              <w:right w:val="single" w:color="CCCCCC" w:sz="1"/>
-            </w:tcBorders>
-            <w:tcMar>
-              <w:top w:type="dxa" w:w="80"/>
-              <w:left w:type="dxa" w:w="120"/>
-              <w:bottom w:type="dxa" w:w="80"/>
-              <w:right w:type="dxa" w:w="120"/>
-            </w:tcMar>
-          </w:tcPr>
-          <w:p>
-            <w:r>
-              <w:rPr>
-                <w:b w:val="false"/>
-                <w:bCs w:val="false"/>
-              </w:rPr>
-              <w:t xml:space="preserve">Monitor and force-end meetings</w:t>
-            </w:r>
-          </w:p>
-        </w:tc>
-      </w:tr>
-    </w:tbl>
+        <w:t xml:space="preserve">zplus-admin is a desktop application with the same three tabs and the same features as the Windows admin console described throughout this guide: user management with roles, every server setting including the SMTP/email section, and active-meeting monitoring with force-end. Make it executable (chmod +x zplus-admin), run it, and sign in with an Admin or SuperAdmin account.</w:t>
+      </w:r>
+    </w:p>
+    <w:p>
+      <w:pPr>
+        <w:pStyle w:val="Heading2"/>
+      </w:pPr>
+      <w:r>
+        <w:t xml:space="preserve">9.3 The Linux meeting client (zplus-client)</w:t>
+      </w:r>
+    </w:p>
     <w:p>
       <w:pPr>
         <w:spacing w:after="120"/>
       </w:pPr>
       <w:r>
-        <w:t xml:space="preserve">Credentials come from </w:t>
-      </w:r>
-      <w:r>
-        <w:rPr>
-          <w:rFonts w:ascii="Consolas" w:cs="Consolas" w:eastAsia="Consolas" w:hAnsi="Consolas"/>
-        </w:rPr>
-        <w:t xml:space="preserve">--email</w:t>
-      </w:r>
-      <w:r>
-        <w:t xml:space="preserve">/</w:t>
-      </w:r>
-      <w:r>
-        <w:rPr>
-          <w:rFonts w:ascii="Consolas" w:cs="Consolas" w:eastAsia="Consolas" w:hAnsi="Consolas"/>
-        </w:rPr>
-        <w:t xml:space="preserve">--password</w:t>
-      </w:r>
-      <w:r>
-        <w:t xml:space="preserve"> flags, the </w:t>
-      </w:r>
-      <w:r>
-        <w:rPr>
-          <w:rFonts w:ascii="Consolas" w:cs="Consolas" w:eastAsia="Consolas" w:hAnsi="Consolas"/>
-        </w:rPr>
-        <w:t xml:space="preserve">ZPLUS_ADMIN_EMAIL</w:t>
-      </w:r>
-      <w:r>
-        <w:t xml:space="preserve">/</w:t>
-      </w:r>
-      <w:r>
-        <w:rPr>
-          <w:rFonts w:ascii="Consolas" w:cs="Consolas" w:eastAsia="Consolas" w:hAnsi="Consolas"/>
-        </w:rPr>
-        <w:t xml:space="preserve">ZPLUS_ADMIN_PASSWORD</w:t>
-      </w:r>
-      <w:r>
-        <w:t xml:space="preserve"> environment variables, or interactive prompts. Run </w:t>
-      </w:r>
-      <w:r>
-        <w:rPr>
-          <w:rFonts w:ascii="Consolas" w:cs="Consolas" w:eastAsia="Consolas" w:hAnsi="Consolas"/>
-        </w:rPr>
-        <w:t xml:space="preserve">zplus-admin help</w:t>
-      </w:r>
-      <w:r>
-        <w:t xml:space="preserve"> for full usage. The tool also runs on Windows for scripting.</w:t>
-      </w:r>
-    </w:p>
-    <w:p>
-      <w:pPr>
-        <w:pStyle w:val="Heading2"/>
-      </w:pPr>
-      <w:r>
-        <w:t xml:space="preserve">9.3 The zplus-client console client</w:t>
+        <w:t xml:space="preserve">Linux users join meetings with the zplus-client desktop app: the same sign-in and Home screen as Windows, meetings with the live roster, host controls and end-to-end encrypted chat. It has no audio or video yet (the capture stack is Windows-only), so Linux participants follow meetings via chat — see the User Guide, section 7.</w:t>
+      </w:r>
+    </w:p>
+    <w:p>
+      <w:pPr>
+        <w:pStyle w:val="Heading1"/>
+      </w:pPr>
+      <w:r>
+        <w:t xml:space="preserve">10. Building from source</w:t>
       </w:r>
     </w:p>
     <w:p>
@@ -3480,23 +3049,7 @@
         <w:spacing w:after="120"/>
       </w:pPr>
       <w:r>
-        <w:t xml:space="preserve">Linux users join meetings with zplus-client: sign-in, start/join meetings, live roster and public/private chat. It has no audio or video (the capture stack is Windows-only), so Linux participants follow meetings via chat — see the User Guide, section 7.</w:t>
-      </w:r>
-    </w:p>
-    <w:p>
-      <w:pPr>
-        <w:pStyle w:val="Heading1"/>
-      </w:pPr>
-      <w:r>
-        <w:t xml:space="preserve">10. Building from source</w:t>
-      </w:r>
-    </w:p>
-    <w:p>
-      <w:pPr>
-        <w:spacing w:after="120"/>
-      </w:pPr>
-      <w:r>
-        <w:t xml:space="preserve">The solution contains six projects: ZPlus.Shared (contracts), ZPlus.Server, ZPlus.Client, ZPlus.Admin, and the cross-platform console tools ZPlus.ClientCli and ZPlus.AdminCli. Each application publishes to a single self-contained executable:</w:t>
+        <w:t xml:space="preserve">The solution contains six projects: ZPlus.Shared (contracts), ZPlus.Server, ZPlus.Client, ZPlus.Admin, and the cross-platform Avalonia apps ZPlus.ClientGui and ZPlus.AdminGui that provide the Linux desktop client and admin console. Each application publishes to a single self-contained executable:</w:t>
       </w:r>
     </w:p>
     <w:p>

--- a/docs/Z+ Admin Guide.docx
+++ b/docs/Z+ Admin Guide.docx
@@ -3143,7 +3143,7 @@
         <w:spacing w:after="120"/>
       </w:pPr>
       <w:r>
-        <w:t xml:space="preserve">Overridable variables: </w:t>
+        <w:t xml:space="preserve">The target architecture (</w:t>
       </w:r>
       <w:r>
         <w:rPr>
@@ -3152,7 +3152,16 @@
         <w:t xml:space="preserve">RID</w:t>
       </w:r>
       <w:r>
-        <w:t xml:space="preserve"> (default linux-x64), </w:t>
+        <w:t xml:space="preserve">) is auto-detected from the build machine — x86_64 → linux-x64, aarch64 → linux-arm64, armv7l/armv6l → linux-arm, with linux-musl-* variants on Alpine. Override it to cross-build, e.g. </w:t>
+      </w:r>
+      <w:r>
+        <w:rPr>
+          <w:rFonts w:ascii="Consolas" w:cs="Consolas" w:eastAsia="Consolas" w:hAnsi="Consolas"/>
+        </w:rPr>
+        <w:t xml:space="preserve">make RID=linux-arm64</w:t>
+      </w:r>
+      <w:r>
+        <w:t xml:space="preserve">. Other variables: </w:t>
       </w:r>
       <w:r>
         <w:rPr>
@@ -3205,7 +3214,7 @@
         <w:spacing w:after="120"/>
       </w:pPr>
       <w:r>
-        <w:t xml:space="preserve">Requirements: GNU make and the .NET 10 SDK on the build machine only. The published executables run on any 64-bit Windows 10/11 or x64 Linux machine with no prerequisites.</w:t>
+        <w:t xml:space="preserve">Requirements: GNU make and the .NET 10 SDK on the build machine only. The published executables run on the matching Windows or Linux machine with no prerequisites.</w:t>
       </w:r>
     </w:p>
     <w:p>

--- a/docs/Z+ Admin Guide.docx
+++ b/docs/Z+ Admin Guide.docx
@@ -2505,10 +2505,10 @@
     </w:p>
     <w:p>
       <w:pPr>
-        <w:pStyle w:val="Heading1"/>
-      </w:pPr>
-      <w:r>
-        <w:t xml:space="preserve">6. Monitoring meetings</w:t>
+        <w:pStyle w:val="Heading2"/>
+      </w:pPr>
+      <w:r>
+        <w:t xml:space="preserve">5.2 HTTPS / TLS</w:t>
       </w:r>
     </w:p>
     <w:p>
@@ -2516,63 +2516,307 @@
         <w:spacing w:after="120"/>
       </w:pPr>
       <w:r>
-        <w:t xml:space="preserve">The Active meetings tab lists every meeting currently running: topic, meeting ID, host and live participant count. Click Refresh for a current snapshot.</w:t>
-      </w:r>
-    </w:p>
+        <w:t xml:space="preserve">The server can terminate TLS itself — no reverse proxy required. Provide a certificate in the Email/URLs area of the settings tab, set the listen URL to https, and restart:</w:t>
+      </w:r>
+    </w:p>
+    <w:tbl>
+      <w:tblPr>
+        <w:tblW w:type="dxa" w:w="9360"/>
+        <w:tblBorders>
+          <w:top w:val="single" w:color="auto" w:sz="4"/>
+          <w:left w:val="single" w:color="auto" w:sz="4"/>
+          <w:bottom w:val="single" w:color="auto" w:sz="4"/>
+          <w:right w:val="single" w:color="auto" w:sz="4"/>
+          <w:insideH w:val="single" w:color="auto" w:sz="4"/>
+          <w:insideV w:val="single" w:color="auto" w:sz="4"/>
+        </w:tblBorders>
+      </w:tblPr>
+      <w:tblGrid>
+        <w:gridCol w:w="2900"/>
+        <w:gridCol w:w="6460"/>
+      </w:tblGrid>
+      <w:tr>
+        <w:trPr>
+          <w:tblHeader/>
+        </w:trPr>
+        <w:tc>
+          <w:tcPr>
+            <w:tcW w:type="dxa" w:w="2900"/>
+            <w:tcBorders>
+              <w:top w:val="single" w:color="CCCCCC" w:sz="1"/>
+              <w:left w:val="single" w:color="CCCCCC" w:sz="1"/>
+              <w:bottom w:val="single" w:color="CCCCCC" w:sz="1"/>
+              <w:right w:val="single" w:color="CCCCCC" w:sz="1"/>
+            </w:tcBorders>
+            <w:shd w:fill="DEEBFA" w:val="clear"/>
+            <w:tcMar>
+              <w:top w:type="dxa" w:w="80"/>
+              <w:left w:type="dxa" w:w="120"/>
+              <w:bottom w:type="dxa" w:w="80"/>
+              <w:right w:type="dxa" w:w="120"/>
+            </w:tcMar>
+          </w:tcPr>
+          <w:p>
+            <w:r>
+              <w:rPr>
+                <w:b/>
+                <w:bCs/>
+              </w:rPr>
+              <w:t xml:space="preserve">Field</w:t>
+            </w:r>
+          </w:p>
+        </w:tc>
+        <w:tc>
+          <w:tcPr>
+            <w:tcW w:type="dxa" w:w="6460"/>
+            <w:tcBorders>
+              <w:top w:val="single" w:color="CCCCCC" w:sz="1"/>
+              <w:left w:val="single" w:color="CCCCCC" w:sz="1"/>
+              <w:bottom w:val="single" w:color="CCCCCC" w:sz="1"/>
+              <w:right w:val="single" w:color="CCCCCC" w:sz="1"/>
+            </w:tcBorders>
+            <w:shd w:fill="DEEBFA" w:val="clear"/>
+            <w:tcMar>
+              <w:top w:type="dxa" w:w="80"/>
+              <w:left w:type="dxa" w:w="120"/>
+              <w:bottom w:type="dxa" w:w="80"/>
+              <w:right w:type="dxa" w:w="120"/>
+            </w:tcMar>
+          </w:tcPr>
+          <w:p>
+            <w:r>
+              <w:rPr>
+                <w:b/>
+                <w:bCs/>
+              </w:rPr>
+              <w:t xml:space="preserve">Value</w:t>
+            </w:r>
+          </w:p>
+        </w:tc>
+      </w:tr>
+      <w:tr>
+        <w:tc>
+          <w:tcPr>
+            <w:tcW w:type="dxa" w:w="2900"/>
+            <w:tcBorders>
+              <w:top w:val="single" w:color="CCCCCC" w:sz="1"/>
+              <w:left w:val="single" w:color="CCCCCC" w:sz="1"/>
+              <w:bottom w:val="single" w:color="CCCCCC" w:sz="1"/>
+              <w:right w:val="single" w:color="CCCCCC" w:sz="1"/>
+            </w:tcBorders>
+            <w:tcMar>
+              <w:top w:type="dxa" w:w="80"/>
+              <w:left w:type="dxa" w:w="120"/>
+              <w:bottom w:type="dxa" w:w="80"/>
+              <w:right w:type="dxa" w:w="120"/>
+            </w:tcMar>
+          </w:tcPr>
+          <w:p>
+            <w:r>
+              <w:rPr>
+                <w:b/>
+                <w:bCs/>
+              </w:rPr>
+              <w:t xml:space="preserve">HTTPS certificate</w:t>
+            </w:r>
+          </w:p>
+        </w:tc>
+        <w:tc>
+          <w:tcPr>
+            <w:tcW w:type="dxa" w:w="6460"/>
+            <w:tcBorders>
+              <w:top w:val="single" w:color="CCCCCC" w:sz="1"/>
+              <w:left w:val="single" w:color="CCCCCC" w:sz="1"/>
+              <w:bottom w:val="single" w:color="CCCCCC" w:sz="1"/>
+              <w:right w:val="single" w:color="CCCCCC" w:sz="1"/>
+            </w:tcBorders>
+            <w:tcMar>
+              <w:top w:type="dxa" w:w="80"/>
+              <w:left w:type="dxa" w:w="120"/>
+              <w:bottom w:type="dxa" w:w="80"/>
+              <w:right w:type="dxa" w:w="120"/>
+            </w:tcMar>
+          </w:tcPr>
+          <w:p>
+            <w:r>
+              <w:rPr>
+                <w:b w:val="false"/>
+                <w:bCs w:val="false"/>
+              </w:rPr>
+              <w:t xml:space="preserve">Server-side path to the certificate: a .pfx file, or a PEM certificate (fullchain.pem).</w:t>
+            </w:r>
+          </w:p>
+        </w:tc>
+      </w:tr>
+      <w:tr>
+        <w:tc>
+          <w:tcPr>
+            <w:tcW w:type="dxa" w:w="2900"/>
+            <w:tcBorders>
+              <w:top w:val="single" w:color="CCCCCC" w:sz="1"/>
+              <w:left w:val="single" w:color="CCCCCC" w:sz="1"/>
+              <w:bottom w:val="single" w:color="CCCCCC" w:sz="1"/>
+              <w:right w:val="single" w:color="CCCCCC" w:sz="1"/>
+            </w:tcBorders>
+            <w:tcMar>
+              <w:top w:type="dxa" w:w="80"/>
+              <w:left w:type="dxa" w:w="120"/>
+              <w:bottom w:type="dxa" w:w="80"/>
+              <w:right w:type="dxa" w:w="120"/>
+            </w:tcMar>
+          </w:tcPr>
+          <w:p>
+            <w:r>
+              <w:rPr>
+                <w:b/>
+                <w:bCs/>
+              </w:rPr>
+              <w:t xml:space="preserve">Private key (PEM)</w:t>
+            </w:r>
+          </w:p>
+        </w:tc>
+        <w:tc>
+          <w:tcPr>
+            <w:tcW w:type="dxa" w:w="6460"/>
+            <w:tcBorders>
+              <w:top w:val="single" w:color="CCCCCC" w:sz="1"/>
+              <w:left w:val="single" w:color="CCCCCC" w:sz="1"/>
+              <w:bottom w:val="single" w:color="CCCCCC" w:sz="1"/>
+              <w:right w:val="single" w:color="CCCCCC" w:sz="1"/>
+            </w:tcBorders>
+            <w:tcMar>
+              <w:top w:type="dxa" w:w="80"/>
+              <w:left w:type="dxa" w:w="120"/>
+              <w:bottom w:type="dxa" w:w="80"/>
+              <w:right w:type="dxa" w:w="120"/>
+            </w:tcMar>
+          </w:tcPr>
+          <w:p>
+            <w:r>
+              <w:rPr>
+                <w:b w:val="false"/>
+                <w:bCs w:val="false"/>
+              </w:rPr>
+              <w:t xml:space="preserve">Empty for a .pfx. For PEM, the private-key file (privkey.pem).</w:t>
+            </w:r>
+          </w:p>
+        </w:tc>
+      </w:tr>
+      <w:tr>
+        <w:tc>
+          <w:tcPr>
+            <w:tcW w:type="dxa" w:w="2900"/>
+            <w:tcBorders>
+              <w:top w:val="single" w:color="CCCCCC" w:sz="1"/>
+              <w:left w:val="single" w:color="CCCCCC" w:sz="1"/>
+              <w:bottom w:val="single" w:color="CCCCCC" w:sz="1"/>
+              <w:right w:val="single" w:color="CCCCCC" w:sz="1"/>
+            </w:tcBorders>
+            <w:tcMar>
+              <w:top w:type="dxa" w:w="80"/>
+              <w:left w:type="dxa" w:w="120"/>
+              <w:bottom w:type="dxa" w:w="80"/>
+              <w:right w:type="dxa" w:w="120"/>
+            </w:tcMar>
+          </w:tcPr>
+          <w:p>
+            <w:r>
+              <w:rPr>
+                <w:b/>
+                <w:bCs/>
+              </w:rPr>
+              <w:t xml:space="preserve">Certificate password</w:t>
+            </w:r>
+          </w:p>
+        </w:tc>
+        <w:tc>
+          <w:tcPr>
+            <w:tcW w:type="dxa" w:w="6460"/>
+            <w:tcBorders>
+              <w:top w:val="single" w:color="CCCCCC" w:sz="1"/>
+              <w:left w:val="single" w:color="CCCCCC" w:sz="1"/>
+              <w:bottom w:val="single" w:color="CCCCCC" w:sz="1"/>
+              <w:right w:val="single" w:color="CCCCCC" w:sz="1"/>
+            </w:tcBorders>
+            <w:tcMar>
+              <w:top w:type="dxa" w:w="80"/>
+              <w:left w:type="dxa" w:w="120"/>
+              <w:bottom w:type="dxa" w:w="80"/>
+              <w:right w:type="dxa" w:w="120"/>
+            </w:tcMar>
+          </w:tcPr>
+          <w:p>
+            <w:r>
+              <w:rPr>
+                <w:b w:val="false"/>
+                <w:bCs w:val="false"/>
+              </w:rPr>
+              <w:t xml:space="preserve">The .pfx password, or an encrypted PEM key's passphrase (blank keeps the stored one; encrypted at rest).</w:t>
+            </w:r>
+          </w:p>
+        </w:tc>
+      </w:tr>
+      <w:tr>
+        <w:tc>
+          <w:tcPr>
+            <w:tcW w:type="dxa" w:w="2900"/>
+            <w:tcBorders>
+              <w:top w:val="single" w:color="CCCCCC" w:sz="1"/>
+              <w:left w:val="single" w:color="CCCCCC" w:sz="1"/>
+              <w:bottom w:val="single" w:color="CCCCCC" w:sz="1"/>
+              <w:right w:val="single" w:color="CCCCCC" w:sz="1"/>
+            </w:tcBorders>
+            <w:tcMar>
+              <w:top w:type="dxa" w:w="80"/>
+              <w:left w:type="dxa" w:w="120"/>
+              <w:bottom w:type="dxa" w:w="80"/>
+              <w:right w:type="dxa" w:w="120"/>
+            </w:tcMar>
+          </w:tcPr>
+          <w:p>
+            <w:r>
+              <w:rPr>
+                <w:b/>
+                <w:bCs/>
+              </w:rPr>
+              <w:t xml:space="preserve">Server listen URL</w:t>
+            </w:r>
+          </w:p>
+        </w:tc>
+        <w:tc>
+          <w:tcPr>
+            <w:tcW w:type="dxa" w:w="6460"/>
+            <w:tcBorders>
+              <w:top w:val="single" w:color="CCCCCC" w:sz="1"/>
+              <w:left w:val="single" w:color="CCCCCC" w:sz="1"/>
+              <w:bottom w:val="single" w:color="CCCCCC" w:sz="1"/>
+              <w:right w:val="single" w:color="CCCCCC" w:sz="1"/>
+            </w:tcBorders>
+            <w:tcMar>
+              <w:top w:type="dxa" w:w="80"/>
+              <w:left w:type="dxa" w:w="120"/>
+              <w:bottom w:type="dxa" w:w="80"/>
+              <w:right w:type="dxa" w:w="120"/>
+            </w:tcMar>
+          </w:tcPr>
+          <w:p>
+            <w:r>
+              <w:rPr>
+                <w:b w:val="false"/>
+                <w:bCs w:val="false"/>
+              </w:rPr>
+              <w:t xml:space="preserve">https://0.0.0.0:5199 — applied on the next restart.</w:t>
+            </w:r>
+          </w:p>
+        </w:tc>
+      </w:tr>
+    </w:tbl>
     <w:p>
       <w:pPr>
         <w:spacing w:after="120"/>
       </w:pPr>
       <w:r>
-        <w:t xml:space="preserve">End meeting closes a meeting for every participant instantly — they see “The host ended the meeting.” Use it for abandoned meetings that never ended, or to enforce policy. The meeting is closed permanently and cannot be rejoined.</w:t>
-      </w:r>
-    </w:p>
-    <w:p>
-      <w:pPr>
-        <w:pStyle w:val="Heading1"/>
-      </w:pPr>
-      <w:r>
-        <w:t xml:space="preserve">7. Security model</w:t>
-      </w:r>
-    </w:p>
-    <w:p>
-      <w:pPr>
-        <w:pStyle w:val="Heading2"/>
-      </w:pPr>
-      <w:r>
-        <w:t xml:space="preserve">7.1 Passwords</w:t>
-      </w:r>
-    </w:p>
-    <w:p>
-      <w:pPr>
-        <w:spacing w:after="120"/>
-      </w:pPr>
-      <w:r>
-        <w:t xml:space="preserve">Every password — user accounts and meeting passwords — is first hashed with PBKDF2 (one-way; the original can never be recovered), and the hash is then encrypted with AES-256 and authenticated with HMAC-SHA256 before being written to the database. Stored values look like ZP1$… and are useless without the key file. Tampered or foreign values are rejected.</w:t>
-      </w:r>
-    </w:p>
-    <w:p>
-      <w:pPr>
-        <w:pStyle w:val="Heading2"/>
-      </w:pPr>
-      <w:r>
-        <w:t xml:space="preserve">7.2 The key file</w:t>
-      </w:r>
-    </w:p>
-    <w:p>
-      <w:pPr>
-        <w:spacing w:after="120"/>
-      </w:pPr>
-      <w:r>
-        <w:t xml:space="preserve">zplus.key holds the 64-byte master key (32 bytes AES, 32 bytes HMAC), generated automatically on first run. Keeping it outside the database means a stolen zplus.db alone exposes no usable credential material.</w:t>
-      </w:r>
-    </w:p>
-    <w:p>
-      <w:pPr>
-        <w:pStyle w:val="Heading2"/>
-      </w:pPr>
-      <w:r>
-        <w:t xml:space="preserve">7.3 Sessions and authorization</w:t>
+        <w:t xml:space="preserve">Settings are validated when you save: a missing file or wrong password is rejected before it can prevent the server from restarting. Also set the Public URL to your https address so invite links use it. Clients, the admin app and SignalR all speak https/wss.</w:t>
       </w:r>
     </w:p>
     <w:p>
@@ -2585,7 +2829,14 @@
         <w:spacing w:after="80"/>
       </w:pPr>
       <w:r>
-        <w:t xml:space="preserve">Sign-ins issue a JWT valid for 12 hours, carrying the user's role.</w:t>
+        <w:rPr>
+          <w:b/>
+          <w:bCs/>
+        </w:rPr>
+        <w:t xml:space="preserve">Let's Encrypt: </w:t>
+      </w:r>
+      <w:r>
+        <w:t xml:space="preserve">point the certificate at fullchain.pem and the key at privkey.pem. Make sure the account running the server can read them (the files under /etc/letsencrypt/live are root-only by default).</w:t>
       </w:r>
     </w:p>
     <w:p>
@@ -2598,7 +2849,14 @@
         <w:spacing w:after="80"/>
       </w:pPr>
       <w:r>
-        <w:t xml:space="preserve">The JWT signing key is generated per installation, encrypted with the master key, and stored in the database — no two Z+ servers share signing material.</w:t>
+        <w:rPr>
+          <w:b/>
+          <w:bCs/>
+        </w:rPr>
+        <w:t xml:space="preserve">Automatic renewal reload: </w:t>
+      </w:r>
+      <w:r>
+        <w:t xml:space="preserve">the certificate is re-read from disk when its files change, so certbot renewals need no restart — the new certificate is served within ~5 minutes (tune with the ZPLUS_CERT_RELOAD_SECONDS environment variable).</w:t>
       </w:r>
     </w:p>
     <w:p>
@@ -2611,7 +2869,86 @@
         <w:spacing w:after="80"/>
       </w:pPr>
       <w:r>
-        <w:t xml:space="preserve">Admin API endpoints require the Admin or SuperAdmin role.</w:t>
+        <w:rPr>
+          <w:b/>
+          <w:bCs/>
+        </w:rPr>
+        <w:t xml:space="preserve">Use a CA-issued certificate: </w:t>
+      </w:r>
+      <w:r>
+        <w:t xml:space="preserve">self-signed certificates are correctly rejected by the Z+ client. Enabling HTTPS also encrypts the admin/API traffic itself.</w:t>
+      </w:r>
+    </w:p>
+    <w:p>
+      <w:pPr>
+        <w:pStyle w:val="Heading1"/>
+      </w:pPr>
+      <w:r>
+        <w:t xml:space="preserve">6. Monitoring meetings</w:t>
+      </w:r>
+    </w:p>
+    <w:p>
+      <w:pPr>
+        <w:spacing w:after="120"/>
+      </w:pPr>
+      <w:r>
+        <w:t xml:space="preserve">The Active meetings tab lists every meeting currently running: topic, meeting ID, host and live participant count. Click Refresh for a current snapshot.</w:t>
+      </w:r>
+    </w:p>
+    <w:p>
+      <w:pPr>
+        <w:spacing w:after="120"/>
+      </w:pPr>
+      <w:r>
+        <w:t xml:space="preserve">End meeting closes a meeting for every participant instantly — they see “The host ended the meeting.” Use it for abandoned meetings that never ended, or to enforce policy. The meeting is closed permanently and cannot be rejoined.</w:t>
+      </w:r>
+    </w:p>
+    <w:p>
+      <w:pPr>
+        <w:pStyle w:val="Heading1"/>
+      </w:pPr>
+      <w:r>
+        <w:t xml:space="preserve">7. Security model</w:t>
+      </w:r>
+    </w:p>
+    <w:p>
+      <w:pPr>
+        <w:pStyle w:val="Heading2"/>
+      </w:pPr>
+      <w:r>
+        <w:t xml:space="preserve">7.1 Passwords</w:t>
+      </w:r>
+    </w:p>
+    <w:p>
+      <w:pPr>
+        <w:spacing w:after="120"/>
+      </w:pPr>
+      <w:r>
+        <w:t xml:space="preserve">Every password — user accounts and meeting passwords — is first hashed with PBKDF2 (one-way; the original can never be recovered), and the hash is then encrypted with AES-256 and authenticated with HMAC-SHA256 before being written to the database. Stored values look like ZP1$… and are useless without the key file. Tampered or foreign values are rejected.</w:t>
+      </w:r>
+    </w:p>
+    <w:p>
+      <w:pPr>
+        <w:pStyle w:val="Heading2"/>
+      </w:pPr>
+      <w:r>
+        <w:t xml:space="preserve">7.2 The key file</w:t>
+      </w:r>
+    </w:p>
+    <w:p>
+      <w:pPr>
+        <w:spacing w:after="120"/>
+      </w:pPr>
+      <w:r>
+        <w:t xml:space="preserve">zplus.key holds the 64-byte master key (32 bytes AES, 32 bytes HMAC), generated automatically on first run. Keeping it outside the database means a stolen zplus.db alone exposes no usable credential material.</w:t>
+      </w:r>
+    </w:p>
+    <w:p>
+      <w:pPr>
+        <w:pStyle w:val="Heading2"/>
+      </w:pPr>
+      <w:r>
+        <w:t xml:space="preserve">7.3 Sessions and authorization</w:t>
       </w:r>
     </w:p>
     <w:p>
@@ -2624,23 +2961,7 @@
         <w:spacing w:after="80"/>
       </w:pPr>
       <w:r>
-        <w:t xml:space="preserve">Disabled accounts are re-checked when joining meetings, not only at sign-in.</w:t>
-      </w:r>
-    </w:p>
-    <w:p>
-      <w:pPr>
-        <w:pStyle w:val="Heading2"/>
-      </w:pPr>
-      <w:r>
-        <w:t xml:space="preserve">7.4 End-to-end encryption</w:t>
-      </w:r>
-    </w:p>
-    <w:p>
-      <w:pPr>
-        <w:spacing w:after="120"/>
-      </w:pPr>
-      <w:r>
-        <w:t xml:space="preserve">Meetings are end-to-end encrypted — the server cannot see meeting content:</w:t>
+        <w:t xml:space="preserve">Sign-ins issue a JWT valid for 12 hours, carrying the user's role.</w:t>
       </w:r>
     </w:p>
     <w:p>
@@ -2653,14 +2974,7 @@
         <w:spacing w:after="80"/>
       </w:pPr>
       <w:r>
-        <w:rPr>
-          <w:b/>
-          <w:bCs/>
-        </w:rPr>
-        <w:t xml:space="preserve">Audio and video</w:t>
-      </w:r>
-      <w:r>
-        <w:t xml:space="preserve"> travel peer-to-peer between participants over DTLS-SRTP (standard WebRTC encryption). Media never passes through, and is never visible to, the server.</w:t>
+        <w:t xml:space="preserve">The JWT signing key is generated per installation, encrypted with the master key, and stored in the database — no two Z+ servers share signing material.</w:t>
       </w:r>
     </w:p>
     <w:p>
@@ -2673,14 +2987,7 @@
         <w:spacing w:after="80"/>
       </w:pPr>
       <w:r>
-        <w:rPr>
-          <w:b/>
-          <w:bCs/>
-        </w:rPr>
-        <w:t xml:space="preserve">Chat</w:t>
-      </w:r>
-      <w:r>
-        <w:t xml:space="preserve"> is encrypted on the sender's device with AES-256-GCM using a per-meeting key. Participants exchange the key directly: each client generates an ephemeral ECDH (P-256) key pair, and the key holder wraps the meeting key for each joiner. The server relays only public keys, wrapped keys and ciphertext.</w:t>
+        <w:t xml:space="preserve">Admin API endpoints require the Admin or SuperAdmin role.</w:t>
       </w:r>
     </w:p>
     <w:p>
@@ -2693,14 +3000,15 @@
         <w:spacing w:after="80"/>
       </w:pPr>
       <w:r>
-        <w:rPr>
-          <w:b/>
-          <w:bCs/>
-        </w:rPr>
-        <w:t xml:space="preserve">At rest</w:t>
-      </w:r>
-      <w:r>
-        <w:t xml:space="preserve">, stored chat history is the same ciphertext (values starting ZE1$…) — administrators and database access cannot reveal message content.</w:t>
+        <w:t xml:space="preserve">Disabled accounts are re-checked when joining meetings, not only at sign-in.</w:t>
+      </w:r>
+    </w:p>
+    <w:p>
+      <w:pPr>
+        <w:pStyle w:val="Heading2"/>
+      </w:pPr>
+      <w:r>
+        <w:t xml:space="preserve">7.4 End-to-end encryption</w:t>
       </w:r>
     </w:p>
     <w:p>
@@ -2708,15 +3016,7 @@
         <w:spacing w:after="120"/>
       </w:pPr>
       <w:r>
-        <w:t xml:space="preserve">What the server does know is metadata: who belongs to which meeting, meeting codes and topics, join/leave times, and invitation addresses. As with most E2EE systems, a compromised server could attempt an active man-in-the-middle during key exchange — running the server behind TLS and on trusted infrastructure remains best practice.</w:t>
-      </w:r>
-    </w:p>
-    <w:p>
-      <w:pPr>
-        <w:pStyle w:val="Heading2"/>
-      </w:pPr>
-      <w:r>
-        <w:t xml:space="preserve">7.5 Recommendations</w:t>
+        <w:t xml:space="preserve">Meetings are end-to-end encrypted — the server cannot see meeting content:</w:t>
       </w:r>
     </w:p>
     <w:p>
@@ -2729,7 +3029,14 @@
         <w:spacing w:after="80"/>
       </w:pPr>
       <w:r>
-        <w:t xml:space="preserve">Change the seeded admin password immediately after first run.</w:t>
+        <w:rPr>
+          <w:b/>
+          <w:bCs/>
+        </w:rPr>
+        <w:t xml:space="preserve">Audio and video</w:t>
+      </w:r>
+      <w:r>
+        <w:t xml:space="preserve"> travel peer-to-peer between participants over DTLS-SRTP (standard WebRTC encryption). Media never passes through, and is never visible to, the server.</w:t>
       </w:r>
     </w:p>
     <w:p>
@@ -2742,7 +3049,14 @@
         <w:spacing w:after="80"/>
       </w:pPr>
       <w:r>
-        <w:t xml:space="preserve">Back up zplus.key once, securely, and zplus.db regularly.</w:t>
+        <w:rPr>
+          <w:b/>
+          <w:bCs/>
+        </w:rPr>
+        <w:t xml:space="preserve">Chat</w:t>
+      </w:r>
+      <w:r>
+        <w:t xml:space="preserve"> is encrypted on the sender's device with AES-256-GCM using a per-meeting key. Participants exchange the key directly: each client generates an ephemeral ECDH (P-256) key pair, and the key holder wraps the meeting key for each joiner. The server relays only public keys, wrapped keys and ciphertext.</w:t>
       </w:r>
     </w:p>
     <w:p>
@@ -2755,7 +3069,30 @@
         <w:spacing w:after="80"/>
       </w:pPr>
       <w:r>
-        <w:t xml:space="preserve">Run the server on a machine with disk encryption (BitLocker) for defense in depth.</w:t>
+        <w:rPr>
+          <w:b/>
+          <w:bCs/>
+        </w:rPr>
+        <w:t xml:space="preserve">At rest</w:t>
+      </w:r>
+      <w:r>
+        <w:t xml:space="preserve">, stored chat history is the same ciphertext (values starting ZE1$…) — administrators and database access cannot reveal message content.</w:t>
+      </w:r>
+    </w:p>
+    <w:p>
+      <w:pPr>
+        <w:spacing w:after="120"/>
+      </w:pPr>
+      <w:r>
+        <w:t xml:space="preserve">What the server does know is metadata: who belongs to which meeting, meeting codes and topics, join/leave times, and invitation addresses. As with most E2EE systems, a compromised server could attempt an active man-in-the-middle during key exchange — running the server behind TLS and on trusted infrastructure remains best practice.</w:t>
+      </w:r>
+    </w:p>
+    <w:p>
+      <w:pPr>
+        <w:pStyle w:val="Heading2"/>
+      </w:pPr>
+      <w:r>
+        <w:t xml:space="preserve">7.5 Recommendations</w:t>
       </w:r>
     </w:p>
     <w:p>
@@ -2768,7 +3105,46 @@
         <w:spacing w:after="80"/>
       </w:pPr>
       <w:r>
-        <w:t xml:space="preserve">For traffic across untrusted networks, place the server behind a TLS reverse proxy (https) — the client accepts https:// server URLs.</w:t>
+        <w:t xml:space="preserve">Change the seeded admin password immediately after first run.</w:t>
+      </w:r>
+    </w:p>
+    <w:p>
+      <w:pPr>
+        <w:pStyle w:val="ListParagraph"/>
+        <w:numPr>
+          <w:ilvl w:val="0"/>
+          <w:numId w:val="4"/>
+        </w:numPr>
+        <w:spacing w:after="80"/>
+      </w:pPr>
+      <w:r>
+        <w:t xml:space="preserve">Back up zplus.key once, securely, and zplus.db regularly.</w:t>
+      </w:r>
+    </w:p>
+    <w:p>
+      <w:pPr>
+        <w:pStyle w:val="ListParagraph"/>
+        <w:numPr>
+          <w:ilvl w:val="0"/>
+          <w:numId w:val="4"/>
+        </w:numPr>
+        <w:spacing w:after="80"/>
+      </w:pPr>
+      <w:r>
+        <w:t xml:space="preserve">Run the server on a machine with disk encryption (BitLocker) for defense in depth.</w:t>
+      </w:r>
+    </w:p>
+    <w:p>
+      <w:pPr>
+        <w:pStyle w:val="ListParagraph"/>
+        <w:numPr>
+          <w:ilvl w:val="0"/>
+          <w:numId w:val="4"/>
+        </w:numPr>
+        <w:spacing w:after="80"/>
+      </w:pPr>
+      <w:r>
+        <w:t xml:space="preserve">For traffic across untrusted networks, enable HTTPS (section 5.2) so sign-ins and meeting management are encrypted in transit; use a CA-issued certificate.</w:t>
       </w:r>
     </w:p>
     <w:p>
